--- a/TCS SQL karat exam/BGC Form for Citibank Criminal Check- Jan 2026.docx
+++ b/TCS SQL karat exam/BGC Form for Citibank Criminal Check- Jan 2026.docx
@@ -730,7 +730,7 @@
                 <w:vertAlign w:val="baseline"/>
                 <w:rtl w:val="0"/>
               </w:rPr>
-              <w:t xml:space="preserve">From :        2022                       </w:t>
+              <w:t xml:space="preserve">From :        03-2022                       </w:t>
             </w:r>
           </w:p>
         </w:tc>
@@ -750,7 +750,7 @@
                 <w:vertAlign w:val="baseline"/>
                 <w:rtl w:val="0"/>
               </w:rPr>
-              <w:t xml:space="preserve">To: 2026</w:t>
+              <w:t xml:space="preserve">To: 10-2026</w:t>
             </w:r>
           </w:p>
         </w:tc>
@@ -815,7 +815,7 @@
                 <w:szCs w:val="22"/>
                 <w:rtl w:val="0"/>
               </w:rPr>
-              <w:t xml:space="preserve">Opposite to FCI GODOWN 6th Cross Vijinapura Bangalore 560016.</w:t>
+              <w:t xml:space="preserve">Room number 403 Opposite to FCI GODOWN 6th Cross Vijinapura Bangalore 560016.</w:t>
             </w:r>
             <w:r>
               <w:rPr>
@@ -1757,7 +1757,7 @@
                 <w:vertAlign w:val="baseline"/>
                 <w:rtl w:val="0"/>
               </w:rPr>
-              <w:t xml:space="preserve">From :           1998                    </w:t>
+              <w:t xml:space="preserve">From :  05-1998              </w:t>
             </w:r>
           </w:p>
         </w:tc>
@@ -1777,7 +1777,20 @@
                 <w:vertAlign w:val="baseline"/>
                 <w:rtl w:val="0"/>
               </w:rPr>
-              <w:t xml:space="preserve">To:         2026</w:t>
+              <w:t xml:space="preserve">To:   </w:t>
+            </w:r>
+            <w:r>
+              <w:rPr>
+                <w:rtl w:val="0"/>
+              </w:rPr>
+              <w:t xml:space="preserve">10-</w:t>
+            </w:r>
+            <w:r>
+              <w:rPr>
+                <w:vertAlign w:val="baseline"/>
+                <w:rtl w:val="0"/>
+              </w:rPr>
+              <w:t xml:space="preserve">2026</w:t>
             </w:r>
           </w:p>
         </w:tc>
@@ -2118,6 +2131,11 @@
         <w:tab/>
         <w:t xml:space="preserve">                                          </w:t>
       </w:r>
+      <w:r>
+        <w:rPr>
+          <w:rtl w:val="0"/>
+        </w:rPr>
+      </w:r>
     </w:p>
     <w:p>
       <w:pPr>
@@ -2190,6 +2208,11 @@
         <w:t xml:space="preserve">Is any case pending against you  in any University or any other educational authority / institution at the      time of filling  up this Background Check Form ?</w:t>
         <w:tab/>
         <w:t xml:space="preserve">                         </w:t>
+      </w:r>
+      <w:r>
+        <w:rPr>
+          <w:rtl w:val="0"/>
+        </w:rPr>
       </w:r>
     </w:p>
     <w:p>
@@ -3295,124 +3318,6 @@
     <w:pPr>
       <w:keepNext w:val="0"/>
       <w:keepLines w:val="0"/>
-      <w:pageBreakBefore w:val="0"/>
-      <w:widowControl w:val="1"/>
-      <w:pBdr>
-        <w:top w:space="0" w:sz="0" w:val="nil"/>
-        <w:left w:space="0" w:sz="0" w:val="nil"/>
-        <w:bottom w:space="0" w:sz="0" w:val="nil"/>
-        <w:right w:space="0" w:sz="0" w:val="nil"/>
-        <w:between w:space="0" w:sz="0" w:val="nil"/>
-      </w:pBdr>
-      <w:shd w:fill="auto" w:val="clear"/>
-      <w:tabs>
-        <w:tab w:val="center" w:leader="none" w:pos="4320"/>
-        <w:tab w:val="right" w:leader="none" w:pos="8640"/>
-      </w:tabs>
-      <w:spacing w:after="0" w:before="0" w:line="240" w:lineRule="auto"/>
-      <w:ind w:left="0" w:right="0" w:firstLine="0"/>
-      <w:jc w:val="left"/>
-      <w:rPr>
-        <w:rFonts w:ascii="Times New Roman" w:cs="Times New Roman" w:eastAsia="Times New Roman" w:hAnsi="Times New Roman"/>
-        <w:b w:val="0"/>
-        <w:bCs w:val="0"/>
-        <w:i w:val="0"/>
-        <w:iCs w:val="0"/>
-        <w:smallCaps w:val="0"/>
-        <w:strike w:val="0"/>
-        <w:color w:val="000000"/>
-        <w:sz w:val="24"/>
-        <w:szCs w:val="24"/>
-        <w:u w:val="none"/>
-        <w:shd w:fill="auto" w:val="clear"/>
-        <w:vertAlign w:val="baseline"/>
-      </w:rPr>
-    </w:pPr>
-    <w:r>
-      <w:rPr>
-        <w:rtl w:val="0"/>
-      </w:rPr>
-    </w:r>
-  </w:p>
-</w:ftr>
-</file>
-
-<file path=word/footer2.xml><?xml version="1.0" encoding="utf-8"?>
-<w:ftr xmlns:mc="http://schemas.openxmlformats.org/markup-compatibility/2006" xmlns:o="urn:schemas-microsoft-com:office:office" xmlns:r="http://schemas.openxmlformats.org/officeDocument/2006/relationships" xmlns:m="http://schemas.openxmlformats.org/officeDocument/2006/math" xmlns:v="urn:schemas-microsoft-com:vml" xmlns:wp="http://schemas.openxmlformats.org/drawingml/2006/wordprocessingDrawing" xmlns:w10="urn:schemas-microsoft-com:office:word" xmlns:w="http://schemas.openxmlformats.org/wordprocessingml/2006/main" xmlns:wne="http://schemas.microsoft.com/office/word/2006/wordml" xmlns:sl="http://schemas.openxmlformats.org/schemaLibrary/2006/main" xmlns:a="http://schemas.openxmlformats.org/drawingml/2006/main" xmlns:pic="http://schemas.openxmlformats.org/drawingml/2006/picture" xmlns:c="http://schemas.openxmlformats.org/drawingml/2006/chart" xmlns:lc="http://schemas.openxmlformats.org/drawingml/2006/lockedCanvas" xmlns:dgm="http://schemas.openxmlformats.org/drawingml/2006/diagram" xmlns:wps="http://schemas.microsoft.com/office/word/2010/wordprocessingShape" xmlns:wpg="http://schemas.microsoft.com/office/word/2010/wordprocessingGroup" xmlns:w14="http://schemas.microsoft.com/office/word/2010/wordml" xmlns:w15="http://schemas.microsoft.com/office/word/2012/wordml" xmlns:w16="http://schemas.microsoft.com/office/word/2018/wordml" xmlns:w16cex="http://schemas.microsoft.com/office/word/2018/wordml/cex" xmlns:w16cid="http://schemas.microsoft.com/office/word/2016/wordml/cid" xmlns="http://schemas.microsoft.com/office/tasks/2019/documenttasks" xmlns:cr="http://schemas.microsoft.com/office/comments/2020/reactions">
-  <w:p>
-    <w:pPr>
-      <w:keepNext w:val="0"/>
-      <w:keepLines w:val="0"/>
-      <w:pageBreakBefore w:val="0"/>
-      <w:widowControl w:val="1"/>
-      <w:pBdr>
-        <w:top w:space="0" w:sz="0" w:val="nil"/>
-        <w:left w:space="0" w:sz="0" w:val="nil"/>
-        <w:bottom w:space="0" w:sz="0" w:val="nil"/>
-        <w:right w:space="0" w:sz="0" w:val="nil"/>
-        <w:between w:space="0" w:sz="0" w:val="nil"/>
-      </w:pBdr>
-      <w:shd w:fill="auto" w:val="clear"/>
-      <w:tabs>
-        <w:tab w:val="center" w:leader="none" w:pos="4320"/>
-        <w:tab w:val="right" w:leader="none" w:pos="8640"/>
-      </w:tabs>
-      <w:spacing w:after="0" w:before="0" w:line="240" w:lineRule="auto"/>
-      <w:ind w:left="0" w:right="0" w:firstLine="0"/>
-      <w:jc w:val="right"/>
-      <w:rPr>
-        <w:rFonts w:ascii="Times New Roman" w:cs="Times New Roman" w:eastAsia="Times New Roman" w:hAnsi="Times New Roman"/>
-        <w:b w:val="0"/>
-        <w:bCs w:val="0"/>
-        <w:i w:val="0"/>
-        <w:iCs w:val="0"/>
-        <w:smallCaps w:val="0"/>
-        <w:strike w:val="0"/>
-        <w:color w:val="000000"/>
-        <w:sz w:val="24"/>
-        <w:szCs w:val="24"/>
-        <w:u w:val="none"/>
-        <w:shd w:fill="auto" w:val="clear"/>
-        <w:vertAlign w:val="baseline"/>
-      </w:rPr>
-    </w:pPr>
-    <w:r>
-      <w:rPr>
-        <w:rFonts w:ascii="Times New Roman" w:cs="Times New Roman" w:eastAsia="Times New Roman" w:hAnsi="Times New Roman"/>
-        <w:b w:val="0"/>
-        <w:bCs w:val="0"/>
-        <w:i w:val="0"/>
-        <w:iCs w:val="0"/>
-        <w:smallCaps w:val="0"/>
-        <w:strike w:val="0"/>
-        <w:color w:val="000000"/>
-        <w:sz w:val="24"/>
-        <w:szCs w:val="24"/>
-        <w:u w:val="none"/>
-        <w:shd w:fill="auto" w:val="clear"/>
-        <w:vertAlign w:val="baseline"/>
-      </w:rPr>
-      <w:fldChar w:fldCharType="begin"/>
-      <w:instrText xml:space="preserve">PAGE</w:instrText>
-      <w:fldChar w:fldCharType="separate"/>
-      <w:fldChar w:fldCharType="end"/>
-    </w:r>
-    <w:r>
-      <w:rPr>
-        <w:rtl w:val="0"/>
-      </w:rPr>
-    </w:r>
-  </w:p>
-</w:ftr>
-</file>
-
-<file path=word/footer3.xml><?xml version="1.0" encoding="utf-8"?>
-<w:ftr xmlns:mc="http://schemas.openxmlformats.org/markup-compatibility/2006" xmlns:o="urn:schemas-microsoft-com:office:office" xmlns:r="http://schemas.openxmlformats.org/officeDocument/2006/relationships" xmlns:m="http://schemas.openxmlformats.org/officeDocument/2006/math" xmlns:v="urn:schemas-microsoft-com:vml" xmlns:wp="http://schemas.openxmlformats.org/drawingml/2006/wordprocessingDrawing" xmlns:w10="urn:schemas-microsoft-com:office:word" xmlns:w="http://schemas.openxmlformats.org/wordprocessingml/2006/main" xmlns:wne="http://schemas.microsoft.com/office/word/2006/wordml" xmlns:sl="http://schemas.openxmlformats.org/schemaLibrary/2006/main" xmlns:a="http://schemas.openxmlformats.org/drawingml/2006/main" xmlns:pic="http://schemas.openxmlformats.org/drawingml/2006/picture" xmlns:c="http://schemas.openxmlformats.org/drawingml/2006/chart" xmlns:lc="http://schemas.openxmlformats.org/drawingml/2006/lockedCanvas" xmlns:dgm="http://schemas.openxmlformats.org/drawingml/2006/diagram" xmlns:wps="http://schemas.microsoft.com/office/word/2010/wordprocessingShape" xmlns:wpg="http://schemas.microsoft.com/office/word/2010/wordprocessingGroup" xmlns:w14="http://schemas.microsoft.com/office/word/2010/wordml" xmlns:w15="http://schemas.microsoft.com/office/word/2012/wordml" xmlns:w16="http://schemas.microsoft.com/office/word/2018/wordml" xmlns:w16cex="http://schemas.microsoft.com/office/word/2018/wordml/cex" xmlns:w16cid="http://schemas.microsoft.com/office/word/2016/wordml/cid" xmlns="http://schemas.microsoft.com/office/tasks/2019/documenttasks" xmlns:cr="http://schemas.microsoft.com/office/comments/2020/reactions">
-  <w:p>
-    <w:pPr>
-      <w:keepNext w:val="0"/>
-      <w:keepLines w:val="0"/>
-      <w:pageBreakBefore w:val="0"/>
       <w:widowControl w:val="1"/>
       <w:pBdr>
         <w:top w:space="0" w:sz="0" w:val="nil"/>
@@ -3457,12 +3362,12 @@
             <wp:anchor allowOverlap="1" behindDoc="0" distB="0" distT="0" distL="114300" distR="114300" hidden="0" layoutInCell="1" locked="0" relativeHeight="0" simplePos="0">
               <wp:simplePos x="0" y="0"/>
               <wp:positionH relativeFrom="column">
-                <wp:posOffset>-1102676</wp:posOffset>
+                <wp:posOffset>-1107437</wp:posOffset>
               </wp:positionH>
               <wp:positionV relativeFrom="paragraph">
-                <wp:posOffset>120968</wp:posOffset>
+                <wp:posOffset>116205</wp:posOffset>
               </wp:positionV>
-              <wp:extent cx="9358630" cy="44450"/>
+              <wp:extent cx="9368155" cy="53975"/>
               <wp:effectExtent b="0" l="0" r="0" t="0"/>
               <wp:wrapNone/>
               <wp:docPr id="1" name=""/>
@@ -3486,9 +3391,9 @@
                           <a:srgbClr val="000000"/>
                         </a:solidFill>
                         <a:prstDash val="solid"/>
-                        <a:miter lim="8000"/>
-                        <a:headEnd len="med" w="med" type="none"/>
-                        <a:tailEnd len="med" w="med" type="none"/>
+                        <a:miter lim="80"/>
+                        <a:headEnd len="sm" w="sm" type="none"/>
+                        <a:tailEnd len="sm" w="sm" type="none"/>
                       </a:ln>
                     </wps:spPr>
                     <wps:bodyPr anchorCtr="0" anchor="ctr" bIns="91425" lIns="91425" spcFirstLastPara="1" rIns="91425" wrap="square" tIns="91425">
@@ -3505,12 +3410,12 @@
             <wp:anchor allowOverlap="1" behindDoc="0" distB="0" distT="0" distL="114300" distR="114300" hidden="0" layoutInCell="1" locked="0" relativeHeight="0" simplePos="0">
               <wp:simplePos x="0" y="0"/>
               <wp:positionH relativeFrom="column">
-                <wp:posOffset>-1102676</wp:posOffset>
+                <wp:posOffset>-1107437</wp:posOffset>
               </wp:positionH>
               <wp:positionV relativeFrom="paragraph">
-                <wp:posOffset>120968</wp:posOffset>
+                <wp:posOffset>116205</wp:posOffset>
               </wp:positionV>
-              <wp:extent cx="9358630" cy="44450"/>
+              <wp:extent cx="9368155" cy="53975"/>
               <wp:effectExtent b="0" l="0" r="0" t="0"/>
               <wp:wrapNone/>
               <wp:docPr id="1" name="image2.png"/>
@@ -3531,7 +3436,7 @@
                     <pic:spPr>
                       <a:xfrm>
                         <a:off x="0" y="0"/>
-                        <a:ext cx="9358630" cy="44450"/>
+                        <a:ext cx="9368155" cy="53975"/>
                       </a:xfrm>
                       <a:prstGeom prst="rect"/>
                       <a:ln/>
@@ -3549,7 +3454,6 @@
     <w:pPr>
       <w:keepNext w:val="0"/>
       <w:keepLines w:val="0"/>
-      <w:pageBreakBefore w:val="0"/>
       <w:widowControl w:val="1"/>
       <w:pBdr>
         <w:top w:space="0" w:sz="0" w:val="nil"/>
@@ -3710,7 +3614,6 @@
     <w:pPr>
       <w:keepNext w:val="0"/>
       <w:keepLines w:val="0"/>
-      <w:pageBreakBefore w:val="0"/>
       <w:widowControl w:val="1"/>
       <w:pBdr>
         <w:top w:space="0" w:sz="0" w:val="nil"/>
@@ -3753,7 +3656,6 @@
     <w:pPr>
       <w:keepNext w:val="0"/>
       <w:keepLines w:val="0"/>
-      <w:pageBreakBefore w:val="0"/>
       <w:widowControl w:val="1"/>
       <w:pBdr>
         <w:top w:space="0" w:sz="0" w:val="nil"/>
@@ -3795,13 +3697,12 @@
 </w:ftr>
 </file>
 
-<file path=word/header1.xml><?xml version="1.0" encoding="utf-8"?>
-<w:hdr xmlns:mc="http://schemas.openxmlformats.org/markup-compatibility/2006" xmlns:o="urn:schemas-microsoft-com:office:office" xmlns:r="http://schemas.openxmlformats.org/officeDocument/2006/relationships" xmlns:m="http://schemas.openxmlformats.org/officeDocument/2006/math" xmlns:v="urn:schemas-microsoft-com:vml" xmlns:wp="http://schemas.openxmlformats.org/drawingml/2006/wordprocessingDrawing" xmlns:w10="urn:schemas-microsoft-com:office:word" xmlns:w="http://schemas.openxmlformats.org/wordprocessingml/2006/main" xmlns:wne="http://schemas.microsoft.com/office/word/2006/wordml" xmlns:sl="http://schemas.openxmlformats.org/schemaLibrary/2006/main" xmlns:a="http://schemas.openxmlformats.org/drawingml/2006/main" xmlns:pic="http://schemas.openxmlformats.org/drawingml/2006/picture" xmlns:c="http://schemas.openxmlformats.org/drawingml/2006/chart" xmlns:lc="http://schemas.openxmlformats.org/drawingml/2006/lockedCanvas" xmlns:dgm="http://schemas.openxmlformats.org/drawingml/2006/diagram" xmlns:wps="http://schemas.microsoft.com/office/word/2010/wordprocessingShape" xmlns:wpg="http://schemas.microsoft.com/office/word/2010/wordprocessingGroup" xmlns:w14="http://schemas.microsoft.com/office/word/2010/wordml" xmlns:w15="http://schemas.microsoft.com/office/word/2012/wordml" xmlns:w16="http://schemas.microsoft.com/office/word/2018/wordml" xmlns:w16cex="http://schemas.microsoft.com/office/word/2018/wordml/cex" xmlns:w16cid="http://schemas.microsoft.com/office/word/2016/wordml/cid" xmlns="http://schemas.microsoft.com/office/tasks/2019/documenttasks" xmlns:cr="http://schemas.microsoft.com/office/comments/2020/reactions">
+<file path=word/footer2.xml><?xml version="1.0" encoding="utf-8"?>
+<w:ftr xmlns:mc="http://schemas.openxmlformats.org/markup-compatibility/2006" xmlns:o="urn:schemas-microsoft-com:office:office" xmlns:r="http://schemas.openxmlformats.org/officeDocument/2006/relationships" xmlns:m="http://schemas.openxmlformats.org/officeDocument/2006/math" xmlns:v="urn:schemas-microsoft-com:vml" xmlns:wp="http://schemas.openxmlformats.org/drawingml/2006/wordprocessingDrawing" xmlns:w10="urn:schemas-microsoft-com:office:word" xmlns:w="http://schemas.openxmlformats.org/wordprocessingml/2006/main" xmlns:wne="http://schemas.microsoft.com/office/word/2006/wordml" xmlns:sl="http://schemas.openxmlformats.org/schemaLibrary/2006/main" xmlns:a="http://schemas.openxmlformats.org/drawingml/2006/main" xmlns:pic="http://schemas.openxmlformats.org/drawingml/2006/picture" xmlns:c="http://schemas.openxmlformats.org/drawingml/2006/chart" xmlns:lc="http://schemas.openxmlformats.org/drawingml/2006/lockedCanvas" xmlns:dgm="http://schemas.openxmlformats.org/drawingml/2006/diagram" xmlns:wps="http://schemas.microsoft.com/office/word/2010/wordprocessingShape" xmlns:wpg="http://schemas.microsoft.com/office/word/2010/wordprocessingGroup" xmlns:w14="http://schemas.microsoft.com/office/word/2010/wordml" xmlns:w15="http://schemas.microsoft.com/office/word/2012/wordml" xmlns:w16="http://schemas.microsoft.com/office/word/2018/wordml" xmlns:w16cex="http://schemas.microsoft.com/office/word/2018/wordml/cex" xmlns:w16cid="http://schemas.microsoft.com/office/word/2016/wordml/cid" xmlns="http://schemas.microsoft.com/office/tasks/2019/documenttasks" xmlns:cr="http://schemas.microsoft.com/office/comments/2020/reactions">
   <w:p>
     <w:pPr>
       <w:keepNext w:val="0"/>
       <w:keepLines w:val="0"/>
-      <w:pageBreakBefore w:val="0"/>
       <w:widowControl w:val="1"/>
       <w:pBdr>
         <w:top w:space="0" w:sz="0" w:val="nil"/>
@@ -3840,16 +3741,15 @@
       </w:rPr>
     </w:r>
   </w:p>
-</w:hdr>
+</w:ftr>
 </file>
 
-<file path=word/header2.xml><?xml version="1.0" encoding="utf-8"?>
-<w:hdr xmlns:mc="http://schemas.openxmlformats.org/markup-compatibility/2006" xmlns:o="urn:schemas-microsoft-com:office:office" xmlns:r="http://schemas.openxmlformats.org/officeDocument/2006/relationships" xmlns:m="http://schemas.openxmlformats.org/officeDocument/2006/math" xmlns:v="urn:schemas-microsoft-com:vml" xmlns:wp="http://schemas.openxmlformats.org/drawingml/2006/wordprocessingDrawing" xmlns:w10="urn:schemas-microsoft-com:office:word" xmlns:w="http://schemas.openxmlformats.org/wordprocessingml/2006/main" xmlns:wne="http://schemas.microsoft.com/office/word/2006/wordml" xmlns:sl="http://schemas.openxmlformats.org/schemaLibrary/2006/main" xmlns:a="http://schemas.openxmlformats.org/drawingml/2006/main" xmlns:pic="http://schemas.openxmlformats.org/drawingml/2006/picture" xmlns:c="http://schemas.openxmlformats.org/drawingml/2006/chart" xmlns:lc="http://schemas.openxmlformats.org/drawingml/2006/lockedCanvas" xmlns:dgm="http://schemas.openxmlformats.org/drawingml/2006/diagram" xmlns:wps="http://schemas.microsoft.com/office/word/2010/wordprocessingShape" xmlns:wpg="http://schemas.microsoft.com/office/word/2010/wordprocessingGroup" xmlns:w14="http://schemas.microsoft.com/office/word/2010/wordml" xmlns:w15="http://schemas.microsoft.com/office/word/2012/wordml" xmlns:w16="http://schemas.microsoft.com/office/word/2018/wordml" xmlns:w16cex="http://schemas.microsoft.com/office/word/2018/wordml/cex" xmlns:w16cid="http://schemas.microsoft.com/office/word/2016/wordml/cid" xmlns="http://schemas.microsoft.com/office/tasks/2019/documenttasks" xmlns:cr="http://schemas.microsoft.com/office/comments/2020/reactions">
+<file path=word/footer3.xml><?xml version="1.0" encoding="utf-8"?>
+<w:ftr xmlns:mc="http://schemas.openxmlformats.org/markup-compatibility/2006" xmlns:o="urn:schemas-microsoft-com:office:office" xmlns:r="http://schemas.openxmlformats.org/officeDocument/2006/relationships" xmlns:m="http://schemas.openxmlformats.org/officeDocument/2006/math" xmlns:v="urn:schemas-microsoft-com:vml" xmlns:wp="http://schemas.openxmlformats.org/drawingml/2006/wordprocessingDrawing" xmlns:w10="urn:schemas-microsoft-com:office:word" xmlns:w="http://schemas.openxmlformats.org/wordprocessingml/2006/main" xmlns:wne="http://schemas.microsoft.com/office/word/2006/wordml" xmlns:sl="http://schemas.openxmlformats.org/schemaLibrary/2006/main" xmlns:a="http://schemas.openxmlformats.org/drawingml/2006/main" xmlns:pic="http://schemas.openxmlformats.org/drawingml/2006/picture" xmlns:c="http://schemas.openxmlformats.org/drawingml/2006/chart" xmlns:lc="http://schemas.openxmlformats.org/drawingml/2006/lockedCanvas" xmlns:dgm="http://schemas.openxmlformats.org/drawingml/2006/diagram" xmlns:wps="http://schemas.microsoft.com/office/word/2010/wordprocessingShape" xmlns:wpg="http://schemas.microsoft.com/office/word/2010/wordprocessingGroup" xmlns:w14="http://schemas.microsoft.com/office/word/2010/wordml" xmlns:w15="http://schemas.microsoft.com/office/word/2012/wordml" xmlns:w16="http://schemas.microsoft.com/office/word/2018/wordml" xmlns:w16cex="http://schemas.microsoft.com/office/word/2018/wordml/cex" xmlns:w16cid="http://schemas.microsoft.com/office/word/2016/wordml/cid" xmlns="http://schemas.microsoft.com/office/tasks/2019/documenttasks" xmlns:cr="http://schemas.microsoft.com/office/comments/2020/reactions">
   <w:p>
     <w:pPr>
       <w:keepNext w:val="0"/>
       <w:keepLines w:val="0"/>
-      <w:pageBreakBefore w:val="0"/>
       <w:widowControl w:val="1"/>
       <w:pBdr>
         <w:top w:space="0" w:sz="0" w:val="nil"/>
@@ -3865,7 +3765,7 @@
       </w:tabs>
       <w:spacing w:after="0" w:before="0" w:line="240" w:lineRule="auto"/>
       <w:ind w:left="0" w:right="0" w:firstLine="0"/>
-      <w:jc w:val="left"/>
+      <w:jc w:val="right"/>
       <w:rPr>
         <w:rFonts w:ascii="Times New Roman" w:cs="Times New Roman" w:eastAsia="Times New Roman" w:hAnsi="Times New Roman"/>
         <w:b w:val="0"/>
@@ -3884,20 +3784,40 @@
     </w:pPr>
     <w:r>
       <w:rPr>
+        <w:rFonts w:ascii="Times New Roman" w:cs="Times New Roman" w:eastAsia="Times New Roman" w:hAnsi="Times New Roman"/>
+        <w:b w:val="0"/>
+        <w:bCs w:val="0"/>
+        <w:i w:val="0"/>
+        <w:iCs w:val="0"/>
+        <w:smallCaps w:val="0"/>
+        <w:strike w:val="0"/>
+        <w:color w:val="000000"/>
+        <w:sz w:val="24"/>
+        <w:szCs w:val="24"/>
+        <w:u w:val="none"/>
+        <w:shd w:fill="auto" w:val="clear"/>
+        <w:vertAlign w:val="baseline"/>
+      </w:rPr>
+      <w:fldChar w:fldCharType="begin"/>
+      <w:instrText xml:space="preserve">PAGE</w:instrText>
+      <w:fldChar w:fldCharType="separate"/>
+      <w:fldChar w:fldCharType="end"/>
+    </w:r>
+    <w:r>
+      <w:rPr>
         <w:rtl w:val="0"/>
       </w:rPr>
     </w:r>
   </w:p>
-</w:hdr>
+</w:ftr>
 </file>
 
-<file path=word/header3.xml><?xml version="1.0" encoding="utf-8"?>
+<file path=word/header1.xml><?xml version="1.0" encoding="utf-8"?>
 <w:hdr xmlns:mc="http://schemas.openxmlformats.org/markup-compatibility/2006" xmlns:o="urn:schemas-microsoft-com:office:office" xmlns:r="http://schemas.openxmlformats.org/officeDocument/2006/relationships" xmlns:m="http://schemas.openxmlformats.org/officeDocument/2006/math" xmlns:v="urn:schemas-microsoft-com:vml" xmlns:wp="http://schemas.openxmlformats.org/drawingml/2006/wordprocessingDrawing" xmlns:w10="urn:schemas-microsoft-com:office:word" xmlns:w="http://schemas.openxmlformats.org/wordprocessingml/2006/main" xmlns:wne="http://schemas.microsoft.com/office/word/2006/wordml" xmlns:sl="http://schemas.openxmlformats.org/schemaLibrary/2006/main" xmlns:a="http://schemas.openxmlformats.org/drawingml/2006/main" xmlns:pic="http://schemas.openxmlformats.org/drawingml/2006/picture" xmlns:c="http://schemas.openxmlformats.org/drawingml/2006/chart" xmlns:lc="http://schemas.openxmlformats.org/drawingml/2006/lockedCanvas" xmlns:dgm="http://schemas.openxmlformats.org/drawingml/2006/diagram" xmlns:wps="http://schemas.microsoft.com/office/word/2010/wordprocessingShape" xmlns:wpg="http://schemas.microsoft.com/office/word/2010/wordprocessingGroup" xmlns:w14="http://schemas.microsoft.com/office/word/2010/wordml" xmlns:w15="http://schemas.microsoft.com/office/word/2012/wordml" xmlns:w16="http://schemas.microsoft.com/office/word/2018/wordml" xmlns:w16cex="http://schemas.microsoft.com/office/word/2018/wordml/cex" xmlns:w16cid="http://schemas.microsoft.com/office/word/2016/wordml/cid" xmlns="http://schemas.microsoft.com/office/tasks/2019/documenttasks" xmlns:cr="http://schemas.microsoft.com/office/comments/2020/reactions">
   <w:p>
     <w:pPr>
       <w:keepNext w:val="0"/>
       <w:keepLines w:val="0"/>
-      <w:pageBreakBefore w:val="0"/>
       <w:widowControl w:val="1"/>
       <w:pBdr>
         <w:top w:space="0" w:sz="0" w:val="nil"/>
@@ -3940,7 +3860,6 @@
     <w:pPr>
       <w:keepNext w:val="0"/>
       <w:keepLines w:val="0"/>
-      <w:pageBreakBefore w:val="0"/>
       <w:widowControl w:val="1"/>
       <w:pBdr>
         <w:top w:space="0" w:sz="0" w:val="nil"/>
@@ -4028,6 +3947,100 @@
         </wp:inline>
       </w:drawing>
     </w:r>
+    <w:r>
+      <w:rPr>
+        <w:rtl w:val="0"/>
+      </w:rPr>
+    </w:r>
+  </w:p>
+</w:hdr>
+</file>
+
+<file path=word/header2.xml><?xml version="1.0" encoding="utf-8"?>
+<w:hdr xmlns:mc="http://schemas.openxmlformats.org/markup-compatibility/2006" xmlns:o="urn:schemas-microsoft-com:office:office" xmlns:r="http://schemas.openxmlformats.org/officeDocument/2006/relationships" xmlns:m="http://schemas.openxmlformats.org/officeDocument/2006/math" xmlns:v="urn:schemas-microsoft-com:vml" xmlns:wp="http://schemas.openxmlformats.org/drawingml/2006/wordprocessingDrawing" xmlns:w10="urn:schemas-microsoft-com:office:word" xmlns:w="http://schemas.openxmlformats.org/wordprocessingml/2006/main" xmlns:wne="http://schemas.microsoft.com/office/word/2006/wordml" xmlns:sl="http://schemas.openxmlformats.org/schemaLibrary/2006/main" xmlns:a="http://schemas.openxmlformats.org/drawingml/2006/main" xmlns:pic="http://schemas.openxmlformats.org/drawingml/2006/picture" xmlns:c="http://schemas.openxmlformats.org/drawingml/2006/chart" xmlns:lc="http://schemas.openxmlformats.org/drawingml/2006/lockedCanvas" xmlns:dgm="http://schemas.openxmlformats.org/drawingml/2006/diagram" xmlns:wps="http://schemas.microsoft.com/office/word/2010/wordprocessingShape" xmlns:wpg="http://schemas.microsoft.com/office/word/2010/wordprocessingGroup" xmlns:w14="http://schemas.microsoft.com/office/word/2010/wordml" xmlns:w15="http://schemas.microsoft.com/office/word/2012/wordml" xmlns:w16="http://schemas.microsoft.com/office/word/2018/wordml" xmlns:w16cex="http://schemas.microsoft.com/office/word/2018/wordml/cex" xmlns:w16cid="http://schemas.microsoft.com/office/word/2016/wordml/cid" xmlns="http://schemas.microsoft.com/office/tasks/2019/documenttasks" xmlns:cr="http://schemas.microsoft.com/office/comments/2020/reactions">
+  <w:p>
+    <w:pPr>
+      <w:keepNext w:val="0"/>
+      <w:keepLines w:val="0"/>
+      <w:widowControl w:val="1"/>
+      <w:pBdr>
+        <w:top w:space="0" w:sz="0" w:val="nil"/>
+        <w:left w:space="0" w:sz="0" w:val="nil"/>
+        <w:bottom w:space="0" w:sz="0" w:val="nil"/>
+        <w:right w:space="0" w:sz="0" w:val="nil"/>
+        <w:between w:space="0" w:sz="0" w:val="nil"/>
+      </w:pBdr>
+      <w:shd w:fill="auto" w:val="clear"/>
+      <w:tabs>
+        <w:tab w:val="center" w:leader="none" w:pos="4320"/>
+        <w:tab w:val="right" w:leader="none" w:pos="8640"/>
+      </w:tabs>
+      <w:spacing w:after="0" w:before="0" w:line="240" w:lineRule="auto"/>
+      <w:ind w:left="0" w:right="0" w:firstLine="0"/>
+      <w:jc w:val="left"/>
+      <w:rPr>
+        <w:rFonts w:ascii="Times New Roman" w:cs="Times New Roman" w:eastAsia="Times New Roman" w:hAnsi="Times New Roman"/>
+        <w:b w:val="0"/>
+        <w:bCs w:val="0"/>
+        <w:i w:val="0"/>
+        <w:iCs w:val="0"/>
+        <w:smallCaps w:val="0"/>
+        <w:strike w:val="0"/>
+        <w:color w:val="000000"/>
+        <w:sz w:val="24"/>
+        <w:szCs w:val="24"/>
+        <w:u w:val="none"/>
+        <w:shd w:fill="auto" w:val="clear"/>
+        <w:vertAlign w:val="baseline"/>
+      </w:rPr>
+    </w:pPr>
+    <w:r>
+      <w:rPr>
+        <w:rtl w:val="0"/>
+      </w:rPr>
+    </w:r>
+  </w:p>
+</w:hdr>
+</file>
+
+<file path=word/header3.xml><?xml version="1.0" encoding="utf-8"?>
+<w:hdr xmlns:mc="http://schemas.openxmlformats.org/markup-compatibility/2006" xmlns:o="urn:schemas-microsoft-com:office:office" xmlns:r="http://schemas.openxmlformats.org/officeDocument/2006/relationships" xmlns:m="http://schemas.openxmlformats.org/officeDocument/2006/math" xmlns:v="urn:schemas-microsoft-com:vml" xmlns:wp="http://schemas.openxmlformats.org/drawingml/2006/wordprocessingDrawing" xmlns:w10="urn:schemas-microsoft-com:office:word" xmlns:w="http://schemas.openxmlformats.org/wordprocessingml/2006/main" xmlns:wne="http://schemas.microsoft.com/office/word/2006/wordml" xmlns:sl="http://schemas.openxmlformats.org/schemaLibrary/2006/main" xmlns:a="http://schemas.openxmlformats.org/drawingml/2006/main" xmlns:pic="http://schemas.openxmlformats.org/drawingml/2006/picture" xmlns:c="http://schemas.openxmlformats.org/drawingml/2006/chart" xmlns:lc="http://schemas.openxmlformats.org/drawingml/2006/lockedCanvas" xmlns:dgm="http://schemas.openxmlformats.org/drawingml/2006/diagram" xmlns:wps="http://schemas.microsoft.com/office/word/2010/wordprocessingShape" xmlns:wpg="http://schemas.microsoft.com/office/word/2010/wordprocessingGroup" xmlns:w14="http://schemas.microsoft.com/office/word/2010/wordml" xmlns:w15="http://schemas.microsoft.com/office/word/2012/wordml" xmlns:w16="http://schemas.microsoft.com/office/word/2018/wordml" xmlns:w16cex="http://schemas.microsoft.com/office/word/2018/wordml/cex" xmlns:w16cid="http://schemas.microsoft.com/office/word/2016/wordml/cid" xmlns="http://schemas.microsoft.com/office/tasks/2019/documenttasks" xmlns:cr="http://schemas.microsoft.com/office/comments/2020/reactions">
+  <w:p>
+    <w:pPr>
+      <w:keepNext w:val="0"/>
+      <w:keepLines w:val="0"/>
+      <w:widowControl w:val="1"/>
+      <w:pBdr>
+        <w:top w:space="0" w:sz="0" w:val="nil"/>
+        <w:left w:space="0" w:sz="0" w:val="nil"/>
+        <w:bottom w:space="0" w:sz="0" w:val="nil"/>
+        <w:right w:space="0" w:sz="0" w:val="nil"/>
+        <w:between w:space="0" w:sz="0" w:val="nil"/>
+      </w:pBdr>
+      <w:shd w:fill="auto" w:val="clear"/>
+      <w:tabs>
+        <w:tab w:val="center" w:leader="none" w:pos="4320"/>
+        <w:tab w:val="right" w:leader="none" w:pos="8640"/>
+      </w:tabs>
+      <w:spacing w:after="0" w:before="0" w:line="240" w:lineRule="auto"/>
+      <w:ind w:left="0" w:right="0" w:firstLine="0"/>
+      <w:jc w:val="left"/>
+      <w:rPr>
+        <w:rFonts w:ascii="Times New Roman" w:cs="Times New Roman" w:eastAsia="Times New Roman" w:hAnsi="Times New Roman"/>
+        <w:b w:val="0"/>
+        <w:bCs w:val="0"/>
+        <w:i w:val="0"/>
+        <w:iCs w:val="0"/>
+        <w:smallCaps w:val="0"/>
+        <w:strike w:val="0"/>
+        <w:color w:val="000000"/>
+        <w:sz w:val="24"/>
+        <w:szCs w:val="24"/>
+        <w:u w:val="none"/>
+        <w:shd w:fill="auto" w:val="clear"/>
+        <w:vertAlign w:val="baseline"/>
+      </w:rPr>
+    </w:pPr>
     <w:r>
       <w:rPr>
         <w:rtl w:val="0"/>
